--- a/Self Assessment Form.docx
+++ b/Self Assessment Form.docx
@@ -440,8 +440,6 @@
                 <w:lang w:val="en-US" w:eastAsia="zh-CN"/>
               </w:rPr>
             </w:pPr>
-            <w:bookmarkStart w:id="3" w:name="_GoBack"/>
-            <w:bookmarkEnd w:id="3"/>
             <w:r>
               <w:rPr>
                 <w:rFonts w:hint="eastAsia"/>
@@ -1048,7 +1046,17 @@
                 <w:sz w:val="28"/>
                 <w:szCs w:val="28"/>
               </w:rPr>
-              <w:t>Zifan Wang</w:t>
+              <w:t>Zifan Wan</w:t>
+            </w:r>
+            <w:bookmarkStart w:id="3" w:name="_GoBack"/>
+            <w:bookmarkEnd w:id="3"/>
+            <w:r>
+              <w:rPr>
+                <w:rFonts w:hint="eastAsia"/>
+                <w:sz w:val="28"/>
+                <w:szCs w:val="28"/>
+              </w:rPr>
+              <w:t>g</w:t>
             </w:r>
           </w:p>
         </w:tc>
@@ -1247,10 +1255,63 @@
     <w:p>
       <w:pPr>
         <w:rPr>
+          <w:rFonts w:hint="default" w:eastAsia="宋体"/>
           <w:sz w:val="28"/>
           <w:szCs w:val="28"/>
+          <w:lang w:val="en-US" w:eastAsia="zh-CN"/>
         </w:rPr>
       </w:pPr>
+    </w:p>
+    <w:p>
+      <w:pPr>
+        <w:bidi w:val="0"/>
+        <w:rPr>
+          <w:rFonts w:hint="default" w:ascii="Calibri" w:hAnsi="Calibri" w:eastAsia="宋体" w:cs="Arial"/>
+          <w:kern w:val="2"/>
+          <w:sz w:val="21"/>
+          <w:szCs w:val="22"/>
+          <w:lang w:val="en-US" w:eastAsia="zh-CN" w:bidi="ar-SA"/>
+        </w:rPr>
+      </w:pPr>
+    </w:p>
+    <w:p>
+      <w:pPr>
+        <w:bidi w:val="0"/>
+        <w:rPr>
+          <w:rFonts w:hint="default"/>
+          <w:lang w:val="en-US" w:eastAsia="zh-CN"/>
+        </w:rPr>
+      </w:pPr>
+    </w:p>
+    <w:p>
+      <w:pPr>
+        <w:bidi w:val="0"/>
+        <w:rPr>
+          <w:rFonts w:hint="default"/>
+          <w:lang w:val="en-US" w:eastAsia="zh-CN"/>
+        </w:rPr>
+      </w:pPr>
+    </w:p>
+    <w:p>
+      <w:pPr>
+        <w:bidi w:val="0"/>
+        <w:jc w:val="left"/>
+        <w:rPr>
+          <w:rFonts w:hint="default"/>
+          <w:sz w:val="32"/>
+          <w:szCs w:val="32"/>
+          <w:lang w:val="en-US" w:eastAsia="zh-CN"/>
+        </w:rPr>
+      </w:pPr>
+      <w:r>
+        <w:rPr>
+          <w:rFonts w:hint="eastAsia"/>
+          <w:sz w:val="32"/>
+          <w:szCs w:val="32"/>
+          <w:lang w:val="en-US" w:eastAsia="zh-CN"/>
+        </w:rPr>
+        <w:t>Note:The demo video is the original file with no video link. My demo video is available on Moodle.</w:t>
+      </w:r>
     </w:p>
     <w:sectPr>
       <w:pgSz w:w="11906" w:h="16838"/>
@@ -1432,7 +1493,7 @@
     <w:lsdException w:unhideWhenUsed="0" w:uiPriority="66" w:semiHidden="0" w:name="Medium List 2"/>
     <w:lsdException w:unhideWhenUsed="0" w:uiPriority="67" w:semiHidden="0" w:name="Medium Grid 1"/>
     <w:lsdException w:unhideWhenUsed="0" w:uiPriority="68" w:semiHidden="0" w:name="Medium Grid 2"/>
-    <w:lsdException w:unhideWhenUsed="0" w:uiPriority="69" w:semiHidden="0" w:name="Medium Grid 3"/>
+    <w:lsdException w:qFormat="1" w:unhideWhenUsed="0" w:uiPriority="69" w:semiHidden="0" w:name="Medium Grid 3"/>
     <w:lsdException w:unhideWhenUsed="0" w:uiPriority="70" w:semiHidden="0" w:name="Dark List"/>
     <w:lsdException w:unhideWhenUsed="0" w:uiPriority="71" w:semiHidden="0" w:name="Colorful Shading"/>
     <w:lsdException w:unhideWhenUsed="0" w:uiPriority="72" w:semiHidden="0" w:name="Colorful List"/>
@@ -1577,6 +1638,7 @@
   <w:style w:type="table" w:styleId="4">
     <w:name w:val="Medium Grid 3"/>
     <w:basedOn w:val="2"/>
+    <w:qFormat/>
     <w:uiPriority w:val="69"/>
     <w:tblPr>
       <w:tblBorders>
